--- a/testakten/insolvenzverwaltung-nordlicht-handels-kiel/02_Erster_Bericht_29-11-2013.docx
+++ b/testakten/insolvenzverwaltung-nordlicht-handels-kiel/02_Erster_Bericht_29-11-2013.docx
@@ -5,76 +5,123 @@
     <w:p>
       <w:pPr>
         <w:pStyle w:val="Heading1"/>
+        <w:spacing w:after="160" w:line="259" w:lineRule="auto"/>
       </w:pPr>
       <w:r>
         <w:rPr>
           <w:rFonts w:ascii="Times New Roman" w:hAnsi="Times New Roman"/>
+          <w:b/>
+          <w:sz w:val="28"/>
         </w:rPr>
         <w:t>1. Bericht des Insolvenzverwalters gemäß § 156 InsO</w:t>
       </w:r>
     </w:p>
     <w:p>
       <w:pPr>
+        <w:spacing w:before="120" w:after="60" w:line="259" w:lineRule="auto"/>
         <w:jc w:val="left"/>
       </w:pPr>
       <w:r>
         <w:rPr>
+          <w:rFonts w:ascii="Times New Roman" w:hAnsi="Times New Roman"/>
           <w:b/>
+          <w:sz w:val="22"/>
         </w:rPr>
         <w:t>Brinkmann · Hartmann &amp; Kollegen Insolvenzverwalter</w:t>
       </w:r>
     </w:p>
     <w:p>
       <w:pPr>
+        <w:spacing w:before="120" w:after="60" w:line="259" w:lineRule="auto"/>
         <w:jc w:val="left"/>
       </w:pPr>
       <w:r>
+        <w:rPr>
+          <w:rFonts w:ascii="Times New Roman" w:hAnsi="Times New Roman"/>
+          <w:b/>
+          <w:sz w:val="22"/>
+        </w:rPr>
         <w:t>Dr. Jens-Peter Hartmann · Hopfenstraße 47 · 24103 Kiel</w:t>
       </w:r>
     </w:p>
     <w:p>
       <w:pPr>
+        <w:spacing w:before="120" w:after="60" w:line="259" w:lineRule="auto"/>
         <w:jc w:val="left"/>
       </w:pPr>
       <w:r>
+        <w:rPr>
+          <w:rFonts w:ascii="Times New Roman" w:hAnsi="Times New Roman"/>
+          <w:b/>
+          <w:sz w:val="22"/>
+        </w:rPr>
         <w:t>An das Amtsgericht Kiel</w:t>
       </w:r>
     </w:p>
     <w:p>
       <w:pPr>
+        <w:spacing w:before="120" w:after="60" w:line="259" w:lineRule="auto"/>
         <w:jc w:val="left"/>
       </w:pPr>
       <w:r>
+        <w:rPr>
+          <w:rFonts w:ascii="Times New Roman" w:hAnsi="Times New Roman"/>
+          <w:b/>
+          <w:sz w:val="22"/>
+        </w:rPr>
         <w:t>Insolvenzabteilung</w:t>
       </w:r>
     </w:p>
     <w:p>
       <w:pPr>
+        <w:spacing w:before="120" w:after="60" w:line="259" w:lineRule="auto"/>
         <w:jc w:val="left"/>
       </w:pPr>
       <w:r>
+        <w:rPr>
+          <w:rFonts w:ascii="Times New Roman" w:hAnsi="Times New Roman"/>
+          <w:b/>
+          <w:sz w:val="22"/>
+        </w:rPr>
         <w:t>Deliusstraße 22</w:t>
       </w:r>
     </w:p>
     <w:p>
       <w:pPr>
+        <w:spacing w:before="120" w:after="60" w:line="259" w:lineRule="auto"/>
         <w:jc w:val="left"/>
       </w:pPr>
       <w:r>
+        <w:rPr>
+          <w:rFonts w:ascii="Times New Roman" w:hAnsi="Times New Roman"/>
+          <w:b/>
+          <w:sz w:val="22"/>
+        </w:rPr>
         <w:t>24114 Kiel</w:t>
       </w:r>
     </w:p>
     <w:p>
       <w:pPr>
+        <w:spacing w:before="120" w:after="60" w:line="259" w:lineRule="auto"/>
         <w:jc w:val="left"/>
       </w:pPr>
       <w:r>
+        <w:rPr>
+          <w:rFonts w:ascii="Times New Roman" w:hAnsi="Times New Roman"/>
+          <w:b/>
+          <w:sz w:val="22"/>
+        </w:rPr>
         <w:t>Kiel, den 29. November 2013</w:t>
       </w:r>
     </w:p>
-    <w:p/>
     <w:p>
       <w:pPr>
+        <w:spacing w:line="259" w:lineRule="auto" w:after="60"/>
+      </w:pPr>
+    </w:p>
+    <w:p>
+      <w:pPr>
+        <w:spacing w:line="259" w:lineRule="auto" w:after="60"/>
         <w:jc w:val="left"/>
       </w:pPr>
       <w:r>
@@ -86,6 +133,7 @@
     </w:p>
     <w:p>
       <w:pPr>
+        <w:spacing w:line="259" w:lineRule="auto" w:after="60"/>
         <w:jc w:val="left"/>
       </w:pPr>
       <w:r>
@@ -94,6 +142,7 @@
     </w:p>
     <w:p>
       <w:pPr>
+        <w:spacing w:line="259" w:lineRule="auto" w:after="60"/>
         <w:jc w:val="left"/>
       </w:pPr>
       <w:r>
@@ -103,6 +152,7 @@
     <w:p>
       <w:pPr>
         <w:pStyle w:val="Heading2"/>
+        <w:spacing w:line="259" w:lineRule="auto" w:after="60"/>
       </w:pPr>
       <w:r>
         <w:rPr>
@@ -113,6 +163,7 @@
     </w:p>
     <w:p>
       <w:pPr>
+        <w:spacing w:line="259" w:lineRule="auto" w:after="60"/>
         <w:jc w:val="left"/>
       </w:pPr>
       <w:r>
@@ -122,6 +173,7 @@
     <w:p>
       <w:pPr>
         <w:pStyle w:val="Heading3"/>
+        <w:spacing w:line="259" w:lineRule="auto" w:after="60"/>
       </w:pPr>
       <w:r>
         <w:rPr>
@@ -132,6 +184,7 @@
     </w:p>
     <w:p>
       <w:pPr>
+        <w:spacing w:line="259" w:lineRule="auto" w:after="60"/>
         <w:jc w:val="left"/>
       </w:pPr>
       <w:r>
@@ -141,6 +194,7 @@
     <w:p>
       <w:pPr>
         <w:pStyle w:val="Heading3"/>
+        <w:spacing w:line="259" w:lineRule="auto" w:after="60"/>
       </w:pPr>
       <w:r>
         <w:rPr>
@@ -151,6 +205,7 @@
     </w:p>
     <w:p>
       <w:pPr>
+        <w:spacing w:line="259" w:lineRule="auto" w:after="60"/>
         <w:jc w:val="left"/>
       </w:pPr>
       <w:r>
@@ -160,6 +215,7 @@
     <w:p>
       <w:pPr>
         <w:pStyle w:val="ListBullet"/>
+        <w:spacing w:line="259" w:lineRule="auto" w:after="60"/>
       </w:pPr>
       <w:r>
         <w:t>Modehaus Holstenstraße 87 (Hauptgeschäft)</w:t>
@@ -168,6 +224,7 @@
     <w:p>
       <w:pPr>
         <w:pStyle w:val="ListBullet"/>
+        <w:spacing w:line="259" w:lineRule="auto" w:after="60"/>
       </w:pPr>
       <w:r>
         <w:t>Outlet Rendsburger Landstraße 142 (Außenstelle)</w:t>
@@ -176,6 +233,7 @@
     <w:p>
       <w:pPr>
         <w:pStyle w:val="ListBullet"/>
+        <w:spacing w:line="259" w:lineRule="auto" w:after="60"/>
       </w:pPr>
       <w:r>
         <w:t>Hafen-Geschäft Holtenauer Straße 23 (Boutique)</w:t>
@@ -184,6 +242,7 @@
     <w:p>
       <w:pPr>
         <w:pStyle w:val="ListBullet"/>
+        <w:spacing w:line="259" w:lineRule="auto" w:after="60"/>
       </w:pPr>
       <w:r>
         <w:t>Online-Shop www.nordlicht-handels.de (im Server-Hosting Strato AG)</w:t>
@@ -192,6 +251,7 @@
     <w:p>
       <w:pPr>
         <w:pStyle w:val="ListBullet"/>
+        <w:spacing w:line="259" w:lineRule="auto" w:after="60"/>
       </w:pPr>
       <w:r>
         <w:t>Zentrallager Wellseedamm 5–7 (ca. 1.200 m² Warenlager)</w:t>
@@ -199,6 +259,7 @@
     </w:p>
     <w:p>
       <w:pPr>
+        <w:spacing w:line="259" w:lineRule="auto" w:after="60"/>
         <w:jc w:val="left"/>
       </w:pPr>
       <w:r>
@@ -208,6 +269,7 @@
     <w:p>
       <w:pPr>
         <w:pStyle w:val="Heading3"/>
+        <w:spacing w:line="259" w:lineRule="auto" w:after="60"/>
       </w:pPr>
       <w:r>
         <w:rPr>
@@ -218,6 +280,7 @@
     </w:p>
     <w:p>
       <w:pPr>
+        <w:spacing w:line="259" w:lineRule="auto" w:after="60"/>
         <w:jc w:val="left"/>
       </w:pPr>
       <w:r>
@@ -227,6 +290,7 @@
     <w:p>
       <w:pPr>
         <w:pStyle w:val="ListBullet"/>
+        <w:spacing w:line="259" w:lineRule="auto" w:after="60"/>
       </w:pPr>
       <w:r>
         <w:t>Fortführung des Modehauses Holstenstraße und des Outlets Rendsburger Landstraße bis 31.08.2013 mit Räumungsverkäufen (Rabatt 50–70 % Sommerware, anschließend 30–50 % Winterware bis Saisonende)</w:t>
@@ -235,6 +299,7 @@
     <w:p>
       <w:pPr>
         <w:pStyle w:val="ListBullet"/>
+        <w:spacing w:line="259" w:lineRule="auto" w:after="60"/>
       </w:pPr>
       <w:r>
         <w:t>Stilllegung des Hafen-Geschäfts zum 30.06.2013 (Ladenmiete unwirtschaftlich)</w:t>
@@ -243,6 +308,7 @@
     <w:p>
       <w:pPr>
         <w:pStyle w:val="ListBullet"/>
+        <w:spacing w:line="259" w:lineRule="auto" w:after="60"/>
       </w:pPr>
       <w:r>
         <w:t>Stilllegung des Online-Shops zum 31.07.2013 (technische Probleme, keine wirtschaftliche Perspektive)</w:t>
@@ -250,6 +316,7 @@
     </w:p>
     <w:p>
       <w:pPr>
+        <w:spacing w:line="259" w:lineRule="auto" w:after="60"/>
         <w:jc w:val="left"/>
       </w:pPr>
       <w:r>
@@ -258,6 +325,7 @@
     </w:p>
     <w:p>
       <w:pPr>
+        <w:spacing w:line="259" w:lineRule="auto" w:after="60"/>
         <w:jc w:val="left"/>
       </w:pPr>
       <w:r>
@@ -267,6 +335,7 @@
     <w:p>
       <w:pPr>
         <w:pStyle w:val="Heading3"/>
+        <w:spacing w:line="259" w:lineRule="auto" w:after="60"/>
       </w:pPr>
       <w:r>
         <w:rPr>
@@ -638,6 +707,7 @@
     </w:tbl>
     <w:p>
       <w:pPr>
+        <w:spacing w:line="259" w:lineRule="auto" w:after="60"/>
         <w:jc w:val="left"/>
       </w:pPr>
       <w:r>
@@ -647,6 +717,7 @@
     <w:p>
       <w:pPr>
         <w:pStyle w:val="Heading3"/>
+        <w:spacing w:line="259" w:lineRule="auto" w:after="60"/>
       </w:pPr>
       <w:r>
         <w:rPr>
@@ -761,6 +832,7 @@
     <w:p>
       <w:pPr>
         <w:pStyle w:val="Heading3"/>
+        <w:spacing w:line="259" w:lineRule="auto" w:after="60"/>
       </w:pPr>
       <w:r>
         <w:rPr>
@@ -771,6 +843,7 @@
     </w:p>
     <w:p>
       <w:pPr>
+        <w:spacing w:line="259" w:lineRule="auto" w:after="60"/>
         <w:jc w:val="left"/>
       </w:pPr>
       <w:r>
@@ -780,6 +853,7 @@
     <w:p>
       <w:pPr>
         <w:pStyle w:val="ListBullet"/>
+        <w:spacing w:line="259" w:lineRule="auto" w:after="60"/>
       </w:pPr>
       <w:r>
         <w:t>Forderung Fashion Forward KG iHv EUR 42.380: bestritten in Höhe von EUR 18.420 (Zahlungs-Nachweis-Lücke beim Gläubiger), festgestellt EUR 23.960</w:t>
@@ -788,6 +862,7 @@
     <w:p>
       <w:pPr>
         <w:pStyle w:val="ListBullet"/>
+        <w:spacing w:line="259" w:lineRule="auto" w:after="60"/>
       </w:pPr>
       <w:r>
         <w:t>Forderung Vermieter Holtenauer Straße 23 iHv EUR 14.800 (Hafen-Geschäft, Mietrest April-Mai 2013): bestritten dem Grunde nach (Mietvertrag fristlos gekündigt durch Vermieter; Insolvenzverwalter behauptet wirksame Kündigung erst nach Eröffnung)</w:t>
@@ -796,6 +871,7 @@
     <w:p>
       <w:pPr>
         <w:pStyle w:val="ListBullet"/>
+        <w:spacing w:line="259" w:lineRule="auto" w:after="60"/>
       </w:pPr>
       <w:r>
         <w:t>Diverse kleinere Lieferanten: bestritten dem Grunde nach (Rückläufer-Reklamationen) iHv EUR 8.420</w:t>
@@ -804,6 +880,7 @@
     <w:p>
       <w:pPr>
         <w:pStyle w:val="ListBullet"/>
+        <w:spacing w:line="259" w:lineRule="auto" w:after="60"/>
       </w:pPr>
       <w:r>
         <w:t>Sonstige Bestreitungen wegen Höhe iHv EUR 35.620</w:t>
@@ -811,6 +888,7 @@
     </w:p>
     <w:p>
       <w:pPr>
+        <w:spacing w:line="259" w:lineRule="auto" w:after="60"/>
         <w:jc w:val="left"/>
       </w:pPr>
       <w:r>
@@ -820,6 +898,7 @@
     <w:p>
       <w:pPr>
         <w:pStyle w:val="Heading3"/>
+        <w:spacing w:line="259" w:lineRule="auto" w:after="60"/>
       </w:pPr>
       <w:r>
         <w:rPr>
@@ -830,6 +909,7 @@
     </w:p>
     <w:p>
       <w:pPr>
+        <w:spacing w:line="259" w:lineRule="auto" w:after="60"/>
         <w:jc w:val="left"/>
       </w:pPr>
       <w:r>
@@ -839,6 +919,7 @@
     <w:p>
       <w:pPr>
         <w:pStyle w:val="Heading3"/>
+        <w:spacing w:line="259" w:lineRule="auto" w:after="60"/>
       </w:pPr>
       <w:r>
         <w:rPr>
@@ -849,6 +930,7 @@
     </w:p>
     <w:p>
       <w:pPr>
+        <w:spacing w:line="259" w:lineRule="auto" w:after="60"/>
         <w:jc w:val="left"/>
       </w:pPr>
       <w:r>
@@ -857,6 +939,7 @@
     </w:p>
     <w:p>
       <w:pPr>
+        <w:spacing w:line="259" w:lineRule="auto" w:after="60"/>
         <w:jc w:val="left"/>
       </w:pPr>
       <w:r>
@@ -865,6 +948,7 @@
     </w:p>
     <w:p>
       <w:pPr>
+        <w:spacing w:line="259" w:lineRule="auto" w:after="60"/>
         <w:jc w:val="left"/>
       </w:pPr>
       <w:r>
@@ -874,6 +958,7 @@
     <w:p>
       <w:pPr>
         <w:pStyle w:val="Heading3"/>
+        <w:spacing w:line="259" w:lineRule="auto" w:after="60"/>
       </w:pPr>
       <w:r>
         <w:rPr>
@@ -884,6 +969,7 @@
     </w:p>
     <w:p>
       <w:pPr>
+        <w:spacing w:line="259" w:lineRule="auto" w:after="60"/>
         <w:jc w:val="left"/>
       </w:pPr>
       <w:r>
@@ -892,6 +978,7 @@
     </w:p>
     <w:p>
       <w:pPr>
+        <w:spacing w:line="259" w:lineRule="auto" w:after="60"/>
         <w:jc w:val="left"/>
       </w:pPr>
       <w:r>
@@ -901,6 +988,7 @@
     <w:p>
       <w:pPr>
         <w:pStyle w:val="Heading3"/>
+        <w:spacing w:line="259" w:lineRule="auto" w:after="60"/>
       </w:pPr>
       <w:r>
         <w:rPr>
@@ -912,6 +1000,7 @@
     <w:p>
       <w:pPr>
         <w:pStyle w:val="Heading3"/>
+        <w:spacing w:line="259" w:lineRule="auto" w:after="60"/>
       </w:pPr>
       <w:r>
         <w:rPr>
@@ -922,6 +1011,7 @@
     </w:p>
     <w:p>
       <w:pPr>
+        <w:spacing w:line="259" w:lineRule="auto" w:after="60"/>
         <w:jc w:val="left"/>
       </w:pPr>
       <w:r>
@@ -930,6 +1020,7 @@
     </w:p>
     <w:p>
       <w:pPr>
+        <w:spacing w:line="259" w:lineRule="auto" w:after="60"/>
         <w:jc w:val="left"/>
       </w:pPr>
       <w:r>
@@ -939,6 +1030,7 @@
     <w:p>
       <w:pPr>
         <w:pStyle w:val="ListBullet"/>
+        <w:spacing w:line="259" w:lineRule="auto" w:after="60"/>
       </w:pPr>
       <w:r>
         <w:t>12.12.2012: Zahlung an Lieferanten X-Mode KG iHv EUR 8.420 (kein Eil-Lieferungs-Erfordernis nachweisbar)</w:t>
@@ -947,6 +1039,7 @@
     <w:p>
       <w:pPr>
         <w:pStyle w:val="ListBullet"/>
+        <w:spacing w:line="259" w:lineRule="auto" w:after="60"/>
       </w:pPr>
       <w:r>
         <w:t>19.12.2012: Zahlung an Lieferanten Trendyfashion GmbH iHv EUR 14.200 (Mahn-Druck bestand, aber Lieferung schon erfolgt)</w:t>
@@ -955,6 +1048,7 @@
     <w:p>
       <w:pPr>
         <w:pStyle w:val="ListBullet"/>
+        <w:spacing w:line="259" w:lineRule="auto" w:after="60"/>
       </w:pPr>
       <w:r>
         <w:t>03.01.2013: Privatentnahme Stefan Berger iHv EUR 12.000 zur "Tilgung Privatdarlehen Sparkasse Kiel"</w:t>
@@ -963,6 +1057,7 @@
     <w:p>
       <w:pPr>
         <w:pStyle w:val="ListBullet"/>
+        <w:spacing w:line="259" w:lineRule="auto" w:after="60"/>
       </w:pPr>
       <w:r>
         <w:t>08.01.2013: Geschäftsführer-Gehalt Januar 2013 iHv EUR 9.840 (beide Berger jeweils EUR 4.920)</w:t>
@@ -971,6 +1066,7 @@
     <w:p>
       <w:pPr>
         <w:pStyle w:val="ListBullet"/>
+        <w:spacing w:line="259" w:lineRule="auto" w:after="60"/>
       </w:pPr>
       <w:r>
         <w:t>Diverse Kleinbeträge</w:t>
@@ -978,6 +1074,7 @@
     </w:p>
     <w:p>
       <w:pPr>
+        <w:spacing w:line="259" w:lineRule="auto" w:after="60"/>
         <w:jc w:val="left"/>
       </w:pPr>
       <w:r>
@@ -986,6 +1083,7 @@
     </w:p>
     <w:p>
       <w:pPr>
+        <w:spacing w:line="259" w:lineRule="auto" w:after="60"/>
         <w:jc w:val="left"/>
       </w:pPr>
       <w:r>
@@ -995,6 +1093,7 @@
     <w:p>
       <w:pPr>
         <w:pStyle w:val="Heading3"/>
+        <w:spacing w:line="259" w:lineRule="auto" w:after="60"/>
       </w:pPr>
       <w:r>
         <w:rPr>
@@ -1005,6 +1104,7 @@
     </w:p>
     <w:p>
       <w:pPr>
+        <w:spacing w:line="259" w:lineRule="auto" w:after="60"/>
         <w:jc w:val="left"/>
       </w:pPr>
       <w:r>
@@ -1014,6 +1114,7 @@
     <w:p>
       <w:pPr>
         <w:pStyle w:val="Heading3"/>
+        <w:spacing w:line="259" w:lineRule="auto" w:after="60"/>
       </w:pPr>
       <w:r>
         <w:rPr>
@@ -1025,6 +1126,7 @@
     <w:p>
       <w:pPr>
         <w:pStyle w:val="ListBullet"/>
+        <w:spacing w:line="259" w:lineRule="auto" w:after="60"/>
       </w:pPr>
       <w:r>
         <w:t>Q1/Q2 2014: Verwertung Ladeneinrichtung; Forderungs-Beitreibung; Anfechtungs-Klagen DAK / IKK</w:t>
@@ -1033,6 +1135,7 @@
     <w:p>
       <w:pPr>
         <w:pStyle w:val="ListBullet"/>
+        <w:spacing w:line="259" w:lineRule="auto" w:after="60"/>
       </w:pPr>
       <w:r>
         <w:t>2014/15: Haftungsklage Berger</w:t>
@@ -1041,6 +1144,7 @@
     <w:p>
       <w:pPr>
         <w:pStyle w:val="ListBullet"/>
+        <w:spacing w:line="259" w:lineRule="auto" w:after="60"/>
       </w:pPr>
       <w:r>
         <w:t>2015 ff.: Sukzessive Verwertung, Forderungs-Inkasso, Schluss-Vorbereitung</w:t>
@@ -1049,6 +1153,7 @@
     <w:p>
       <w:pPr>
         <w:pStyle w:val="ListBullet"/>
+        <w:spacing w:line="259" w:lineRule="auto" w:after="60"/>
       </w:pPr>
       <w:r>
         <w:t>Erwartete Verfahrensdauer: 5–8 Jahre (Komplexität der Anfechtungs- und Haftungs-Verfahren)</w:t>
@@ -1057,6 +1162,7 @@
     <w:p>
       <w:pPr>
         <w:pStyle w:val="Heading3"/>
+        <w:spacing w:line="259" w:lineRule="auto" w:after="60"/>
       </w:pPr>
       <w:r>
         <w:rPr>
@@ -1067,15 +1173,21 @@
     </w:p>
     <w:p>
       <w:pPr>
+        <w:spacing w:line="259" w:lineRule="auto" w:after="60"/>
         <w:jc w:val="left"/>
       </w:pPr>
       <w:r>
         <w:t>Es werden keine Anträge gestellt. Der nächste turnusmäßige Bericht wird zum 31.05.2014 vorgelegt.</w:t>
       </w:r>
     </w:p>
-    <w:p/>
     <w:p>
       <w:pPr>
+        <w:spacing w:line="259" w:lineRule="auto" w:after="60"/>
+      </w:pPr>
+    </w:p>
+    <w:p>
+      <w:pPr>
+        <w:spacing w:line="259" w:lineRule="auto" w:after="60"/>
         <w:jc w:val="left"/>
       </w:pPr>
       <w:r>
@@ -1084,6 +1196,7 @@
     </w:p>
     <w:p>
       <w:pPr>
+        <w:spacing w:line="259" w:lineRule="auto" w:after="60"/>
         <w:jc w:val="left"/>
       </w:pPr>
       <w:r>
@@ -1092,15 +1205,21 @@
     </w:p>
     <w:p>
       <w:pPr>
+        <w:spacing w:line="259" w:lineRule="auto" w:after="60"/>
         <w:jc w:val="left"/>
       </w:pPr>
       <w:r>
         <w:t>Rechtsanwalt — Insolvenzverwalter</w:t>
       </w:r>
     </w:p>
-    <w:p/>
     <w:p>
       <w:pPr>
+        <w:spacing w:line="259" w:lineRule="auto" w:after="60"/>
+      </w:pPr>
+    </w:p>
+    <w:p>
+      <w:pPr>
+        <w:spacing w:line="259" w:lineRule="auto" w:after="60"/>
         <w:jc w:val="left"/>
       </w:pPr>
       <w:r>
@@ -1113,6 +1232,7 @@
     <w:p>
       <w:pPr>
         <w:pStyle w:val="ListBullet"/>
+        <w:spacing w:line="259" w:lineRule="auto" w:after="60"/>
       </w:pPr>
       <w:r>
         <w:t>B1-1: Verwertungs-Übersicht 30.11.2013</w:t>
@@ -1121,6 +1241,7 @@
     <w:p>
       <w:pPr>
         <w:pStyle w:val="ListBullet"/>
+        <w:spacing w:line="259" w:lineRule="auto" w:after="60"/>
       </w:pPr>
       <w:r>
         <w:t>B1-2: Tabelle Stand 30.11.2013 mit festgestellten und bestrittenen Forderungen</w:t>
@@ -1129,6 +1250,7 @@
     <w:p>
       <w:pPr>
         <w:pStyle w:val="ListBullet"/>
+        <w:spacing w:line="259" w:lineRule="auto" w:after="60"/>
       </w:pPr>
       <w:r>
         <w:t>B1-3: Anfechtungs-Schreiben DAK / IKK (Kopien)</w:t>
@@ -1137,6 +1259,7 @@
     <w:p>
       <w:pPr>
         <w:pStyle w:val="ListBullet"/>
+        <w:spacing w:line="259" w:lineRule="auto" w:after="60"/>
       </w:pPr>
       <w:r>
         <w:t>B1-4: Aufforderungs-Schreiben an Stefan Berger zur Haftung</w:t>
@@ -1145,19 +1268,65 @@
     <w:p>
       <w:pPr>
         <w:pStyle w:val="ListBullet"/>
+        <w:spacing w:line="259" w:lineRule="auto" w:after="60"/>
       </w:pPr>
       <w:r>
         <w:t>B1-5: Insolvenz-Geld-Übersicht der BA Schleswig-Holstein</w:t>
       </w:r>
     </w:p>
     <w:sectPr>
+      <w:headerReference w:type="default" r:id="rId9"/>
+      <w:footerReference w:type="default" r:id="rId10"/>
       <w:pgSz w:w="11906" w:h="16838"/>
-      <w:pgMar w:top="1417" w:right="1417" w:bottom="1417" w:left="1417" w:header="720" w:footer="720" w:gutter="0"/>
+      <w:pgMar w:top="1191" w:right="1247" w:bottom="1134" w:left="1361" w:header="720" w:footer="720" w:gutter="0"/>
       <w:cols w:space="720"/>
       <w:docGrid w:linePitch="360"/>
     </w:sectPr>
   </w:body>
 </w:document>
+</file>
+
+<file path=word/footer1.xml><?xml version="1.0" encoding="utf-8"?>
+<w:ftr xmlns:m="http://schemas.openxmlformats.org/officeDocument/2006/math" xmlns:mc="http://schemas.openxmlformats.org/markup-compatibility/2006" xmlns:mo="http://schemas.microsoft.com/office/mac/office/2008/main" xmlns:mv="urn:schemas-microsoft-com:mac:vml" xmlns:o="urn:schemas-microsoft-com:office:office" xmlns:r="http://schemas.openxmlformats.org/officeDocument/2006/relationships" xmlns:v="urn:schemas-microsoft-com:vml" xmlns:w10="urn:schemas-microsoft-com:office:word" xmlns:w14="http://schemas.microsoft.com/office/word/2010/wordml" xmlns:w="http://schemas.openxmlformats.org/wordprocessingml/2006/main" xmlns:wne="http://schemas.microsoft.com/office/word/2006/wordml" xmlns:wp14="http://schemas.microsoft.com/office/word/2010/wordprocessingDrawing" xmlns:wp="http://schemas.openxmlformats.org/drawingml/2006/wordprocessingDrawing" xmlns:wpc="http://schemas.microsoft.com/office/word/2010/wordprocessingCanvas" xmlns:wpg="http://schemas.microsoft.com/office/word/2010/wordprocessingGroup" xmlns:wpi="http://schemas.microsoft.com/office/word/2010/wordprocessingInk" xmlns:wps="http://schemas.microsoft.com/office/word/2010/wordprocessingShape" mc:Ignorable="w14 wp14">
+  <w:p>
+    <w:pPr>
+      <w:pStyle w:val="Footer"/>
+      <w:jc w:val="left"/>
+    </w:pPr>
+    <w:r/>
+    <w:r>
+      <w:rPr>
+        <w:rFonts w:ascii="Times New Roman" w:hAnsi="Times New Roman"/>
+        <w:b w:val="0"/>
+        <w:color w:val="777777"/>
+        <w:sz w:val="17"/>
+      </w:rPr>
+      <w:t>Vertraulich | Bearbeitungsstand Juli 2026 | nur zur Aktenbearbeitung</w:t>
+    </w:r>
+  </w:p>
+</w:ftr>
+</file>
+
+<file path=word/header1.xml><?xml version="1.0" encoding="utf-8"?>
+<w:hdr xmlns:m="http://schemas.openxmlformats.org/officeDocument/2006/math" xmlns:mc="http://schemas.openxmlformats.org/markup-compatibility/2006" xmlns:mo="http://schemas.microsoft.com/office/mac/office/2008/main" xmlns:mv="urn:schemas-microsoft-com:mac:vml" xmlns:o="urn:schemas-microsoft-com:office:office" xmlns:r="http://schemas.openxmlformats.org/officeDocument/2006/relationships" xmlns:v="urn:schemas-microsoft-com:vml" xmlns:w10="urn:schemas-microsoft-com:office:word" xmlns:w14="http://schemas.microsoft.com/office/word/2010/wordml" xmlns:w="http://schemas.openxmlformats.org/wordprocessingml/2006/main" xmlns:wne="http://schemas.microsoft.com/office/word/2006/wordml" xmlns:wp14="http://schemas.microsoft.com/office/word/2010/wordprocessingDrawing" xmlns:wp="http://schemas.openxmlformats.org/drawingml/2006/wordprocessingDrawing" xmlns:wpc="http://schemas.microsoft.com/office/word/2010/wordprocessingCanvas" xmlns:wpg="http://schemas.microsoft.com/office/word/2010/wordprocessingGroup" xmlns:wpi="http://schemas.microsoft.com/office/word/2010/wordprocessingInk" xmlns:wps="http://schemas.microsoft.com/office/word/2010/wordprocessingShape" mc:Ignorable="w14 wp14">
+  <w:p>
+    <w:pPr>
+      <w:pStyle w:val="Header"/>
+      <w:jc w:val="left"/>
+    </w:pPr>
+    <w:r/>
+    <w:r>
+      <w:rPr>
+        <w:rFonts w:ascii="Times New Roman" w:hAnsi="Times New Roman"/>
+        <w:b w:val="0"/>
+        <w:i w:val="0"/>
+        <w:color w:val="666666"/>
+        <w:sz w:val="17"/>
+      </w:rPr>
+      <w:t>Lindenhof und Partner mbB | Insolvenz- und Restrukturierungsakte | Bearbeitungsstand Juli 2026</w:t>
+    </w:r>
+  </w:p>
+</w:hdr>
 </file>
 
 <file path=word/numbering.xml><?xml version="1.0" encoding="utf-8"?>
@@ -1874,11 +2043,12 @@
       <w:contextualSpacing/>
     </w:pPr>
     <w:rPr>
-      <w:rFonts w:asciiTheme="majorHAnsi" w:eastAsiaTheme="majorEastAsia" w:hAnsiTheme="majorHAnsi" w:cstheme="majorBidi"/>
+      <w:rFonts w:asciiTheme="majorHAnsi" w:eastAsiaTheme="majorEastAsia" w:hAnsiTheme="majorHAnsi" w:cstheme="majorBidi" w:ascii="Times New Roman" w:hAnsi="Times New Roman"/>
+      <w:b/>
       <w:color w:val="17365D" w:themeColor="text2" w:themeShade="BF"/>
       <w:spacing w:val="5"/>
       <w:kern w:val="28"/>
-      <w:sz w:val="52"/>
+      <w:sz w:val="30"/>
       <w:szCs w:val="52"/>
     </w:rPr>
   </w:style>
